--- a/media/R2499/output_dir/测评时间和地点.docx
+++ b/media/R2499/output_dir/测评时间和地点.docx
@@ -61,7 +61,7 @@
           <w:sz w:val="24"/>
           <w:szCs w:val="24"/>
         </w:rPr>
-        <w:t xml:space="preserve">2024</w:t>
+        <w:t xml:space="preserve">2025</w:t>
       </w:r>
       <w:r>
         <w:rPr>
@@ -76,7 +76,7 @@
           <w:sz w:val="24"/>
           <w:szCs w:val="24"/>
         </w:rPr>
-        <w:t xml:space="preserve">11</w:t>
+        <w:t xml:space="preserve">1</w:t>
       </w:r>
       <w:r>
         <w:rPr>
